--- a/entregables/espacio.docx
+++ b/entregables/espacio.docx
@@ -1635,6 +1635,68 @@
           <w:color w:val="D91023"/>
           <w:sz w:val="26"/>
         </w:rPr>
+        <w:t>Hoja de ruta · 100 primeros días</w:t>
+      </w:r>
+    </w:p>
+    <w:p>
+      <w:pPr>
+        <w:pStyle w:val="ListBullet"/>
+      </w:pPr>
+      <w:r>
+        <w:rPr>
+          <w:rFonts w:ascii="Calibri" w:hAnsi="Calibri"/>
+          <w:b w:val="0"/>
+          <w:i w:val="0"/>
+          <w:color w:val="1A2238"/>
+          <w:sz w:val="21"/>
+        </w:rPr>
+        <w:t>Diseñar, redactar y promulgar la Ley de la Agencia Aeroespacial Nacional, solicitando facultades legislativas al Ejecutivo para acelerar su implementación</w:t>
+      </w:r>
+      <w:r>
+        <w:rPr>
+          <w:rFonts w:ascii="Calibri" w:hAnsi="Calibri"/>
+          <w:b w:val="0"/>
+          <w:i/>
+          <w:color w:val="B8840E"/>
+          <w:sz w:val="17"/>
+        </w:rPr>
+        <w:t xml:space="preserve">  [ley/decreto]</w:t>
+      </w:r>
+    </w:p>
+    <w:p>
+      <w:pPr>
+        <w:pStyle w:val="ListBullet"/>
+      </w:pPr>
+      <w:r>
+        <w:rPr>
+          <w:rFonts w:ascii="Calibri" w:hAnsi="Calibri"/>
+          <w:b w:val="0"/>
+          <w:i w:val="0"/>
+          <w:color w:val="1A2238"/>
+          <w:sz w:val="21"/>
+        </w:rPr>
+        <w:t>Formular los perfiles de inversión pública para los aeropuertos secundarios (estudios técnicos y de impacto ambiental, liberación de terrenos y estructuración financiera)</w:t>
+      </w:r>
+      <w:r>
+        <w:rPr>
+          <w:rFonts w:ascii="Calibri" w:hAnsi="Calibri"/>
+          <w:b w:val="0"/>
+          <w:i/>
+          <w:color w:val="B8840E"/>
+          <w:sz w:val="17"/>
+        </w:rPr>
+        <w:t xml:space="preserve">  [inversión]</w:t>
+      </w:r>
+    </w:p>
+    <w:p>
+      <w:r>
+        <w:rPr>
+          <w:rFonts w:ascii="Calibri" w:hAnsi="Calibri"/>
+          <w:b/>
+          <w:i w:val="0"/>
+          <w:color w:val="D91023"/>
+          <w:sz w:val="26"/>
+        </w:rPr>
         <w:t>Metas 2050</w:t>
       </w:r>
     </w:p>

--- a/entregables/espacio.docx
+++ b/entregables/espacio.docx
@@ -183,7 +183,7 @@
                 <w:color w:val="5D6B88"/>
                 <w:sz w:val="17"/>
               </w:rPr>
-              <w:t>Metas 2050</w:t>
+              <w:t>Objetivos</w:t>
             </w:r>
           </w:p>
         </w:tc>
@@ -230,7 +230,151 @@
           <w:color w:val="D91023"/>
           <w:sz w:val="26"/>
         </w:rPr>
-        <w:t>Visión 2050</w:t>
+        <w:t>Contenido</w:t>
+      </w:r>
+    </w:p>
+    <w:p>
+      <w:r>
+        <w:rPr>
+          <w:rFonts w:ascii="Calibri" w:hAnsi="Calibri"/>
+          <w:b/>
+          <w:i w:val="0"/>
+          <w:color w:val="D91023"/>
+          <w:sz w:val="20"/>
+        </w:rPr>
+        <w:t xml:space="preserve">I.  </w:t>
+      </w:r>
+      <w:r>
+        <w:rPr>
+          <w:rFonts w:ascii="Calibri" w:hAnsi="Calibri"/>
+          <w:b w:val="0"/>
+          <w:i w:val="0"/>
+          <w:color w:val="1A2238"/>
+          <w:sz w:val="20"/>
+        </w:rPr>
+        <w:t>Síntesis de la situación futura</w:t>
+      </w:r>
+    </w:p>
+    <w:p>
+      <w:r>
+        <w:rPr>
+          <w:rFonts w:ascii="Calibri" w:hAnsi="Calibri"/>
+          <w:b/>
+          <w:i w:val="0"/>
+          <w:color w:val="D91023"/>
+          <w:sz w:val="20"/>
+        </w:rPr>
+        <w:t xml:space="preserve">II.  </w:t>
+      </w:r>
+      <w:r>
+        <w:rPr>
+          <w:rFonts w:ascii="Calibri" w:hAnsi="Calibri"/>
+          <w:b w:val="0"/>
+          <w:i w:val="0"/>
+          <w:color w:val="1A2238"/>
+          <w:sz w:val="20"/>
+        </w:rPr>
+        <w:t>Síntesis de la situación actual</w:t>
+      </w:r>
+    </w:p>
+    <w:p>
+      <w:r>
+        <w:rPr>
+          <w:rFonts w:ascii="Calibri" w:hAnsi="Calibri"/>
+          <w:b/>
+          <w:i w:val="0"/>
+          <w:color w:val="D91023"/>
+          <w:sz w:val="20"/>
+        </w:rPr>
+        <w:t xml:space="preserve">III.  </w:t>
+      </w:r>
+      <w:r>
+        <w:rPr>
+          <w:rFonts w:ascii="Calibri" w:hAnsi="Calibri"/>
+          <w:b w:val="0"/>
+          <w:i w:val="0"/>
+          <w:color w:val="1A2238"/>
+          <w:sz w:val="20"/>
+        </w:rPr>
+        <w:t>Objetivos estratégicos</w:t>
+      </w:r>
+    </w:p>
+    <w:p>
+      <w:r>
+        <w:rPr>
+          <w:rFonts w:ascii="Calibri" w:hAnsi="Calibri"/>
+          <w:b/>
+          <w:i w:val="0"/>
+          <w:color w:val="D91023"/>
+          <w:sz w:val="20"/>
+        </w:rPr>
+        <w:t xml:space="preserve">IV.  </w:t>
+      </w:r>
+      <w:r>
+        <w:rPr>
+          <w:rFonts w:ascii="Calibri" w:hAnsi="Calibri"/>
+          <w:b w:val="0"/>
+          <w:i w:val="0"/>
+          <w:color w:val="1A2238"/>
+          <w:sz w:val="20"/>
+        </w:rPr>
+        <w:t>Acciones estratégicas</w:t>
+      </w:r>
+    </w:p>
+    <w:p>
+      <w:r>
+        <w:rPr>
+          <w:rFonts w:ascii="Calibri" w:hAnsi="Calibri"/>
+          <w:b/>
+          <w:i w:val="0"/>
+          <w:color w:val="D91023"/>
+          <w:sz w:val="20"/>
+        </w:rPr>
+        <w:t xml:space="preserve">V.  </w:t>
+      </w:r>
+      <w:r>
+        <w:rPr>
+          <w:rFonts w:ascii="Calibri" w:hAnsi="Calibri"/>
+          <w:b w:val="0"/>
+          <w:i w:val="0"/>
+          <w:color w:val="1A2238"/>
+          <w:sz w:val="20"/>
+        </w:rPr>
+        <w:t>Matriz resumen (indicadores)</w:t>
+      </w:r>
+    </w:p>
+    <w:p>
+      <w:r>
+        <w:rPr>
+          <w:rFonts w:ascii="Calibri" w:hAnsi="Calibri"/>
+          <w:b/>
+          <w:i w:val="0"/>
+          <w:color w:val="D91023"/>
+          <w:sz w:val="20"/>
+        </w:rPr>
+        <w:t xml:space="preserve">VI.  </w:t>
+      </w:r>
+      <w:r>
+        <w:rPr>
+          <w:rFonts w:ascii="Calibri" w:hAnsi="Calibri"/>
+          <w:b w:val="0"/>
+          <w:i w:val="0"/>
+          <w:color w:val="1A2238"/>
+          <w:sz w:val="20"/>
+        </w:rPr>
+        <w:t>Hitos de los primeros 100 días de Gobierno</w:t>
+      </w:r>
+    </w:p>
+    <w:p>
+      <w:r>
+        <w:rPr>
+          <w:rFonts w:ascii="Calibri" w:hAnsi="Calibri"/>
+          <w:b/>
+          <w:i w:val="0"/>
+          <w:color w:val="D91023"/>
+          <w:sz w:val="26"/>
+        </w:rPr>
+        <w:t>I · Síntesis de la situación futura</w:t>
       </w:r>
     </w:p>
     <w:p>
@@ -254,7 +398,7 @@
           <w:color w:val="D91023"/>
           <w:sz w:val="26"/>
         </w:rPr>
-        <w:t>Diagnóstico — brecha 2026</w:t>
+        <w:t>II · Síntesis de la situación actual</w:t>
       </w:r>
     </w:p>
     <w:p>
@@ -371,7 +515,301 @@
           <w:color w:val="D91023"/>
           <w:sz w:val="26"/>
         </w:rPr>
-        <w:t>Indicadores: hoy → meta 2050</w:t>
+        <w:t>III · Objetivos estratégicos</w:t>
+      </w:r>
+    </w:p>
+    <w:p>
+      <w:pPr>
+        <w:pStyle w:val="ListBullet"/>
+      </w:pPr>
+      <w:r>
+        <w:rPr>
+          <w:rFonts w:ascii="Calibri" w:hAnsi="Calibri"/>
+          <w:b w:val="0"/>
+          <w:i w:val="0"/>
+          <w:color w:val="1A2238"/>
+          <w:sz w:val="21"/>
+        </w:rPr>
+        <w:t>1.8 pasajeros per cápita/año (quintuplicar la conectividad aérea nacional).</w:t>
+      </w:r>
+    </w:p>
+    <w:p>
+      <w:pPr>
+        <w:pStyle w:val="ListBullet"/>
+      </w:pPr>
+      <w:r>
+        <w:rPr>
+          <w:rFonts w:ascii="Calibri" w:hAnsi="Calibri"/>
+          <w:b w:val="0"/>
+          <w:i w:val="0"/>
+          <w:color w:val="1A2238"/>
+          <w:sz w:val="21"/>
+        </w:rPr>
+        <w:t>70% de uso de Combustibles Sostenibles de Aviación (SAF) y reducción sustancial de CO₂ por pasajero-km.</w:t>
+      </w:r>
+    </w:p>
+    <w:p>
+      <w:pPr>
+        <w:pStyle w:val="ListBullet"/>
+      </w:pPr>
+      <w:r>
+        <w:rPr>
+          <w:rFonts w:ascii="Calibri" w:hAnsi="Calibri"/>
+          <w:b w:val="0"/>
+          <w:i w:val="0"/>
+          <w:color w:val="1A2238"/>
+          <w:sz w:val="21"/>
+        </w:rPr>
+        <w:t>Menos de 0.5 accidentes por millón de vuelos y 100% del ATM digitalizado (seguridad operacional clase mundial).</w:t>
+      </w:r>
+    </w:p>
+    <w:p>
+      <w:pPr>
+        <w:pStyle w:val="ListBullet"/>
+      </w:pPr>
+      <w:r>
+        <w:rPr>
+          <w:rFonts w:ascii="Calibri" w:hAnsi="Calibri"/>
+          <w:b w:val="0"/>
+          <w:i w:val="0"/>
+          <w:color w:val="1A2238"/>
+          <w:sz w:val="21"/>
+        </w:rPr>
+        <w:t>Más de 15 satélites operativos (soberanía tecnológica espacial).</w:t>
+      </w:r>
+    </w:p>
+    <w:p>
+      <w:pPr>
+        <w:pStyle w:val="ListBullet"/>
+      </w:pPr>
+      <w:r>
+        <w:rPr>
+          <w:rFonts w:ascii="Calibri" w:hAnsi="Calibri"/>
+          <w:b w:val="0"/>
+          <w:i w:val="0"/>
+          <w:color w:val="1A2238"/>
+          <w:sz w:val="21"/>
+        </w:rPr>
+        <w:t>6 lanzamientos anuales desde territorio nacional (acceso al espacio ultraterrestre).</w:t>
+      </w:r>
+    </w:p>
+    <w:p>
+      <w:pPr>
+        <w:pStyle w:val="ListBullet"/>
+      </w:pPr>
+      <w:r>
+        <w:rPr>
+          <w:rFonts w:ascii="Calibri" w:hAnsi="Calibri"/>
+          <w:b w:val="0"/>
+          <w:i w:val="0"/>
+          <w:color w:val="1A2238"/>
+          <w:sz w:val="21"/>
+        </w:rPr>
+        <w:t>150 startups espaciales y 0.15% del PBI en I+D+i (ecosistema de innovación espacial).</w:t>
+      </w:r>
+    </w:p>
+    <w:p>
+      <w:pPr>
+        <w:pStyle w:val="ListBullet"/>
+      </w:pPr>
+      <w:r>
+        <w:rPr>
+          <w:rFonts w:ascii="Calibri" w:hAnsi="Calibri"/>
+          <w:b w:val="0"/>
+          <w:i w:val="0"/>
+          <w:color w:val="1A2238"/>
+          <w:sz w:val="21"/>
+        </w:rPr>
+        <w:t>Construcción de 40 aeropuertos secundarios.</w:t>
+      </w:r>
+    </w:p>
+    <w:p>
+      <w:pPr>
+        <w:pStyle w:val="ListBullet"/>
+      </w:pPr>
+      <w:r>
+        <w:rPr>
+          <w:rFonts w:ascii="Calibri" w:hAnsi="Calibri"/>
+          <w:b w:val="0"/>
+          <w:i w:val="0"/>
+          <w:color w:val="1A2238"/>
+          <w:sz w:val="21"/>
+        </w:rPr>
+        <w:t>100% de la red aeroportuaria principal con sistemas inteligentes CNS/ATM.</w:t>
+      </w:r>
+    </w:p>
+    <w:p>
+      <w:r>
+        <w:rPr>
+          <w:rFonts w:ascii="Calibri" w:hAnsi="Calibri"/>
+          <w:b/>
+          <w:i w:val="0"/>
+          <w:color w:val="D91023"/>
+          <w:sz w:val="26"/>
+        </w:rPr>
+        <w:t>IV · Acciones estratégicas</w:t>
+      </w:r>
+    </w:p>
+    <w:p>
+      <w:pPr>
+        <w:pStyle w:val="ListBullet"/>
+      </w:pPr>
+      <w:r>
+        <w:rPr>
+          <w:rFonts w:ascii="Calibri" w:hAnsi="Calibri"/>
+          <w:b w:val="0"/>
+          <w:i w:val="0"/>
+          <w:color w:val="1A2238"/>
+          <w:sz w:val="21"/>
+        </w:rPr>
+        <w:t>Acción 1.1 (Regulación): Establecer en detalle el marco regulatorio OSP (Obligaciones de Servicio Público) a cargo de la DGAC, garantizando rutas sociales subsidiadas hacia zonas aisladas (modelos de Canadá, Singapur y Brasil).</w:t>
+      </w:r>
+    </w:p>
+    <w:p>
+      <w:pPr>
+        <w:pStyle w:val="ListBullet"/>
+      </w:pPr>
+      <w:r>
+        <w:rPr>
+          <w:rFonts w:ascii="Calibri" w:hAnsi="Calibri"/>
+          <w:b w:val="0"/>
+          <w:i w:val="0"/>
+          <w:color w:val="1A2238"/>
+          <w:sz w:val="21"/>
+        </w:rPr>
+        <w:t>Acción 2.1 (Modernización): Modernizar los sistemas CNS/ATM de comunicaciones, radioayudas a la navegación y vigilancia del espacio aéreo (referentes NextGen y SESAR, con ganancias de eficiencia superiores al 30%).</w:t>
+      </w:r>
+    </w:p>
+    <w:p>
+      <w:pPr>
+        <w:pStyle w:val="ListBullet"/>
+      </w:pPr>
+      <w:r>
+        <w:rPr>
+          <w:rFonts w:ascii="Calibri" w:hAnsi="Calibri"/>
+          <w:b w:val="0"/>
+          <w:i w:val="0"/>
+          <w:color w:val="1A2238"/>
+          <w:sz w:val="21"/>
+        </w:rPr>
+        <w:t>Acción 2.2 (Actualización): Actualizar los RAP para alinearlos estrictamente con OACI (SARPs) y elevar los estándares regulatorios nacionales.</w:t>
+      </w:r>
+    </w:p>
+    <w:p>
+      <w:pPr>
+        <w:pStyle w:val="ListBullet"/>
+      </w:pPr>
+      <w:r>
+        <w:rPr>
+          <w:rFonts w:ascii="Calibri" w:hAnsi="Calibri"/>
+          <w:b w:val="0"/>
+          <w:i w:val="0"/>
+          <w:color w:val="1A2238"/>
+          <w:sz w:val="21"/>
+        </w:rPr>
+        <w:t>Acción 3.1 (Desarrollo): Construcción de 40 aeropuertos secundarios para integrar territorios históricamente desconectados.</w:t>
+      </w:r>
+    </w:p>
+    <w:p>
+      <w:pPr>
+        <w:pStyle w:val="ListBullet"/>
+      </w:pPr>
+      <w:r>
+        <w:rPr>
+          <w:rFonts w:ascii="Calibri" w:hAnsi="Calibri"/>
+          <w:b w:val="0"/>
+          <w:i w:val="0"/>
+          <w:color w:val="1A2238"/>
+          <w:sz w:val="21"/>
+        </w:rPr>
+        <w:t>Acción 4.1 (Ley): Legislar en torno al espacio ultraterrestre y la Agencia Espacial del Perú, en materia de derecho aeroespacial y cooperación internacional (organizaciones como APSCO).</w:t>
+      </w:r>
+    </w:p>
+    <w:p>
+      <w:pPr>
+        <w:pStyle w:val="ListBullet"/>
+      </w:pPr>
+      <w:r>
+        <w:rPr>
+          <w:rFonts w:ascii="Calibri" w:hAnsi="Calibri"/>
+          <w:b w:val="0"/>
+          <w:i w:val="0"/>
+          <w:color w:val="1A2238"/>
+          <w:sz w:val="21"/>
+        </w:rPr>
+        <w:t>Acción 4.2 (Inversión/Proyecto): Crear un Fondo Nacional de Innovación Aeroespacial para financiar startups, I+D+i y transferencia tecnológica (referentes Corea del Sur, Israel y Brasil).</w:t>
+      </w:r>
+    </w:p>
+    <w:p>
+      <w:pPr>
+        <w:pStyle w:val="ListBullet"/>
+      </w:pPr>
+      <w:r>
+        <w:rPr>
+          <w:rFonts w:ascii="Calibri" w:hAnsi="Calibri"/>
+          <w:b w:val="0"/>
+          <w:i w:val="0"/>
+          <w:color w:val="1A2238"/>
+          <w:sz w:val="21"/>
+        </w:rPr>
+        <w:t>Acción 4.3 (Inversión/Proyecto): Construir una base de lanzamiento ecuatorial aprovechando la cercanía a la línea ecuatorial (paralelo 0°) que reduce el consumo energético y los costos orbitales.</w:t>
+      </w:r>
+    </w:p>
+    <w:p>
+      <w:pPr>
+        <w:pStyle w:val="ListBullet"/>
+      </w:pPr>
+      <w:r>
+        <w:rPr>
+          <w:rFonts w:ascii="Calibri" w:hAnsi="Calibri"/>
+          <w:b w:val="0"/>
+          <w:i w:val="0"/>
+          <w:color w:val="1A2238"/>
+          <w:sz w:val="21"/>
+        </w:rPr>
+        <w:t>Acción 4.4 (Inversión/Proyecto): Desplegar la Constelación PeruSat para monitoreo agrícola, gestión de desastres, vigilancia territorial, catastro rural y urbano y conectividad.</w:t>
+      </w:r>
+    </w:p>
+    <w:p>
+      <w:pPr>
+        <w:pStyle w:val="ListBullet"/>
+      </w:pPr>
+      <w:r>
+        <w:rPr>
+          <w:rFonts w:ascii="Calibri" w:hAnsi="Calibri"/>
+          <w:b w:val="0"/>
+          <w:i w:val="0"/>
+          <w:color w:val="1A2238"/>
+          <w:sz w:val="21"/>
+        </w:rPr>
+        <w:t>Hito 100 días: Ley de la Agencia Aeroespacial Nacional.</w:t>
+      </w:r>
+    </w:p>
+    <w:p>
+      <w:pPr>
+        <w:pStyle w:val="ListBullet"/>
+      </w:pPr>
+      <w:r>
+        <w:rPr>
+          <w:rFonts w:ascii="Calibri" w:hAnsi="Calibri"/>
+          <w:b w:val="0"/>
+          <w:i w:val="0"/>
+          <w:color w:val="1A2238"/>
+          <w:sz w:val="21"/>
+        </w:rPr>
+        <w:t>Hito 100 días: Formulación de perfiles de inversión pública para aeropuertos secundarios.</w:t>
+      </w:r>
+    </w:p>
+    <w:p>
+      <w:r>
+        <w:rPr>
+          <w:rFonts w:ascii="Calibri" w:hAnsi="Calibri"/>
+          <w:b/>
+          <w:i w:val="0"/>
+          <w:color w:val="D91023"/>
+          <w:sz w:val="26"/>
+        </w:rPr>
+        <w:t>V · Matriz resumen — indicadores: hoy → meta 2050</w:t>
       </w:r>
     </w:p>
     <w:tbl>
@@ -1557,6 +1995,68 @@
           <w:color w:val="D91023"/>
           <w:sz w:val="26"/>
         </w:rPr>
+        <w:t>VI · Hitos de los primeros 100 días de Gobierno</w:t>
+      </w:r>
+    </w:p>
+    <w:p>
+      <w:pPr>
+        <w:pStyle w:val="ListBullet"/>
+      </w:pPr>
+      <w:r>
+        <w:rPr>
+          <w:rFonts w:ascii="Calibri" w:hAnsi="Calibri"/>
+          <w:b w:val="0"/>
+          <w:i w:val="0"/>
+          <w:color w:val="1A2238"/>
+          <w:sz w:val="21"/>
+        </w:rPr>
+        <w:t>Diseñar, redactar y promulgar la Ley de la Agencia Aeroespacial Nacional, solicitando facultades legislativas al Ejecutivo para acelerar su implementación</w:t>
+      </w:r>
+      <w:r>
+        <w:rPr>
+          <w:rFonts w:ascii="Calibri" w:hAnsi="Calibri"/>
+          <w:b w:val="0"/>
+          <w:i/>
+          <w:color w:val="B8840E"/>
+          <w:sz w:val="17"/>
+        </w:rPr>
+        <w:t xml:space="preserve">  [ley/decreto]</w:t>
+      </w:r>
+    </w:p>
+    <w:p>
+      <w:pPr>
+        <w:pStyle w:val="ListBullet"/>
+      </w:pPr>
+      <w:r>
+        <w:rPr>
+          <w:rFonts w:ascii="Calibri" w:hAnsi="Calibri"/>
+          <w:b w:val="0"/>
+          <w:i w:val="0"/>
+          <w:color w:val="1A2238"/>
+          <w:sz w:val="21"/>
+        </w:rPr>
+        <w:t>Formular los perfiles de inversión pública para los aeropuertos secundarios (estudios técnicos y de impacto ambiental, liberación de terrenos y estructuración financiera)</w:t>
+      </w:r>
+      <w:r>
+        <w:rPr>
+          <w:rFonts w:ascii="Calibri" w:hAnsi="Calibri"/>
+          <w:b w:val="0"/>
+          <w:i/>
+          <w:color w:val="B8840E"/>
+          <w:sz w:val="17"/>
+        </w:rPr>
+        <w:t xml:space="preserve">  [inversión]</w:t>
+      </w:r>
+    </w:p>
+    <w:p>
+      <w:r>
+        <w:rPr>
+          <w:rFonts w:ascii="Calibri" w:hAnsi="Calibri"/>
+          <w:b/>
+          <w:i w:val="0"/>
+          <w:color w:val="D91023"/>
+          <w:sz w:val="26"/>
+        </w:rPr>
         <w:t>Pilares de la estrategia</w:t>
       </w:r>
     </w:p>
@@ -1624,362 +2124,6 @@
           <w:sz w:val="21"/>
         </w:rPr>
         <w:t>Desarrollo de soberanía tecnológica espacial mediante una constelación nacional de más de 15 satélites (EOS y GEO), infraestructura propia de integración satelital y capacidad gradual de lanzamiento desde territorio nacional, aprovechando la ventaja geográfica ecuatorial.</w:t>
-      </w:r>
-    </w:p>
-    <w:p>
-      <w:r>
-        <w:rPr>
-          <w:rFonts w:ascii="Calibri" w:hAnsi="Calibri"/>
-          <w:b/>
-          <w:i w:val="0"/>
-          <w:color w:val="D91023"/>
-          <w:sz w:val="26"/>
-        </w:rPr>
-        <w:t>Hoja de ruta · 100 primeros días</w:t>
-      </w:r>
-    </w:p>
-    <w:p>
-      <w:pPr>
-        <w:pStyle w:val="ListBullet"/>
-      </w:pPr>
-      <w:r>
-        <w:rPr>
-          <w:rFonts w:ascii="Calibri" w:hAnsi="Calibri"/>
-          <w:b w:val="0"/>
-          <w:i w:val="0"/>
-          <w:color w:val="1A2238"/>
-          <w:sz w:val="21"/>
-        </w:rPr>
-        <w:t>Diseñar, redactar y promulgar la Ley de la Agencia Aeroespacial Nacional, solicitando facultades legislativas al Ejecutivo para acelerar su implementación</w:t>
-      </w:r>
-      <w:r>
-        <w:rPr>
-          <w:rFonts w:ascii="Calibri" w:hAnsi="Calibri"/>
-          <w:b w:val="0"/>
-          <w:i/>
-          <w:color w:val="B8840E"/>
-          <w:sz w:val="17"/>
-        </w:rPr>
-        <w:t xml:space="preserve">  [ley/decreto]</w:t>
-      </w:r>
-    </w:p>
-    <w:p>
-      <w:pPr>
-        <w:pStyle w:val="ListBullet"/>
-      </w:pPr>
-      <w:r>
-        <w:rPr>
-          <w:rFonts w:ascii="Calibri" w:hAnsi="Calibri"/>
-          <w:b w:val="0"/>
-          <w:i w:val="0"/>
-          <w:color w:val="1A2238"/>
-          <w:sz w:val="21"/>
-        </w:rPr>
-        <w:t>Formular los perfiles de inversión pública para los aeropuertos secundarios (estudios técnicos y de impacto ambiental, liberación de terrenos y estructuración financiera)</w:t>
-      </w:r>
-      <w:r>
-        <w:rPr>
-          <w:rFonts w:ascii="Calibri" w:hAnsi="Calibri"/>
-          <w:b w:val="0"/>
-          <w:i/>
-          <w:color w:val="B8840E"/>
-          <w:sz w:val="17"/>
-        </w:rPr>
-        <w:t xml:space="preserve">  [inversión]</w:t>
-      </w:r>
-    </w:p>
-    <w:p>
-      <w:r>
-        <w:rPr>
-          <w:rFonts w:ascii="Calibri" w:hAnsi="Calibri"/>
-          <w:b/>
-          <w:i w:val="0"/>
-          <w:color w:val="D91023"/>
-          <w:sz w:val="26"/>
-        </w:rPr>
-        <w:t>Metas 2050</w:t>
-      </w:r>
-    </w:p>
-    <w:p>
-      <w:pPr>
-        <w:pStyle w:val="ListBullet"/>
-      </w:pPr>
-      <w:r>
-        <w:rPr>
-          <w:rFonts w:ascii="Calibri" w:hAnsi="Calibri"/>
-          <w:b w:val="0"/>
-          <w:i w:val="0"/>
-          <w:color w:val="1A2238"/>
-          <w:sz w:val="21"/>
-        </w:rPr>
-        <w:t>1.8 pasajeros per cápita/año (quintuplicar la conectividad aérea nacional).</w:t>
-      </w:r>
-    </w:p>
-    <w:p>
-      <w:pPr>
-        <w:pStyle w:val="ListBullet"/>
-      </w:pPr>
-      <w:r>
-        <w:rPr>
-          <w:rFonts w:ascii="Calibri" w:hAnsi="Calibri"/>
-          <w:b w:val="0"/>
-          <w:i w:val="0"/>
-          <w:color w:val="1A2238"/>
-          <w:sz w:val="21"/>
-        </w:rPr>
-        <w:t>70% de uso de Combustibles Sostenibles de Aviación (SAF) y reducción sustancial de CO₂ por pasajero-km.</w:t>
-      </w:r>
-    </w:p>
-    <w:p>
-      <w:pPr>
-        <w:pStyle w:val="ListBullet"/>
-      </w:pPr>
-      <w:r>
-        <w:rPr>
-          <w:rFonts w:ascii="Calibri" w:hAnsi="Calibri"/>
-          <w:b w:val="0"/>
-          <w:i w:val="0"/>
-          <w:color w:val="1A2238"/>
-          <w:sz w:val="21"/>
-        </w:rPr>
-        <w:t>Menos de 0.5 accidentes por millón de vuelos y 100% del ATM digitalizado (seguridad operacional clase mundial).</w:t>
-      </w:r>
-    </w:p>
-    <w:p>
-      <w:pPr>
-        <w:pStyle w:val="ListBullet"/>
-      </w:pPr>
-      <w:r>
-        <w:rPr>
-          <w:rFonts w:ascii="Calibri" w:hAnsi="Calibri"/>
-          <w:b w:val="0"/>
-          <w:i w:val="0"/>
-          <w:color w:val="1A2238"/>
-          <w:sz w:val="21"/>
-        </w:rPr>
-        <w:t>Más de 15 satélites operativos (soberanía tecnológica espacial).</w:t>
-      </w:r>
-    </w:p>
-    <w:p>
-      <w:pPr>
-        <w:pStyle w:val="ListBullet"/>
-      </w:pPr>
-      <w:r>
-        <w:rPr>
-          <w:rFonts w:ascii="Calibri" w:hAnsi="Calibri"/>
-          <w:b w:val="0"/>
-          <w:i w:val="0"/>
-          <w:color w:val="1A2238"/>
-          <w:sz w:val="21"/>
-        </w:rPr>
-        <w:t>6 lanzamientos anuales desde territorio nacional (acceso al espacio ultraterrestre).</w:t>
-      </w:r>
-    </w:p>
-    <w:p>
-      <w:pPr>
-        <w:pStyle w:val="ListBullet"/>
-      </w:pPr>
-      <w:r>
-        <w:rPr>
-          <w:rFonts w:ascii="Calibri" w:hAnsi="Calibri"/>
-          <w:b w:val="0"/>
-          <w:i w:val="0"/>
-          <w:color w:val="1A2238"/>
-          <w:sz w:val="21"/>
-        </w:rPr>
-        <w:t>150 startups espaciales y 0.15% del PBI en I+D+i (ecosistema de innovación espacial).</w:t>
-      </w:r>
-    </w:p>
-    <w:p>
-      <w:pPr>
-        <w:pStyle w:val="ListBullet"/>
-      </w:pPr>
-      <w:r>
-        <w:rPr>
-          <w:rFonts w:ascii="Calibri" w:hAnsi="Calibri"/>
-          <w:b w:val="0"/>
-          <w:i w:val="0"/>
-          <w:color w:val="1A2238"/>
-          <w:sz w:val="21"/>
-        </w:rPr>
-        <w:t>Construcción de 40 aeropuertos secundarios.</w:t>
-      </w:r>
-    </w:p>
-    <w:p>
-      <w:pPr>
-        <w:pStyle w:val="ListBullet"/>
-      </w:pPr>
-      <w:r>
-        <w:rPr>
-          <w:rFonts w:ascii="Calibri" w:hAnsi="Calibri"/>
-          <w:b w:val="0"/>
-          <w:i w:val="0"/>
-          <w:color w:val="1A2238"/>
-          <w:sz w:val="21"/>
-        </w:rPr>
-        <w:t>100% de la red aeroportuaria principal con sistemas inteligentes CNS/ATM.</w:t>
-      </w:r>
-    </w:p>
-    <w:p>
-      <w:r>
-        <w:rPr>
-          <w:rFonts w:ascii="Calibri" w:hAnsi="Calibri"/>
-          <w:b/>
-          <w:i w:val="0"/>
-          <w:color w:val="D91023"/>
-          <w:sz w:val="26"/>
-        </w:rPr>
-        <w:t>Acciones e iniciativas</w:t>
-      </w:r>
-    </w:p>
-    <w:p>
-      <w:pPr>
-        <w:pStyle w:val="ListBullet"/>
-      </w:pPr>
-      <w:r>
-        <w:rPr>
-          <w:rFonts w:ascii="Calibri" w:hAnsi="Calibri"/>
-          <w:b w:val="0"/>
-          <w:i w:val="0"/>
-          <w:color w:val="1A2238"/>
-          <w:sz w:val="21"/>
-        </w:rPr>
-        <w:t>Acción 1.1 (Regulación): Establecer en detalle el marco regulatorio OSP (Obligaciones de Servicio Público) a cargo de la DGAC, garantizando rutas sociales subsidiadas hacia zonas aisladas (modelos de Canadá, Singapur y Brasil).</w:t>
-      </w:r>
-    </w:p>
-    <w:p>
-      <w:pPr>
-        <w:pStyle w:val="ListBullet"/>
-      </w:pPr>
-      <w:r>
-        <w:rPr>
-          <w:rFonts w:ascii="Calibri" w:hAnsi="Calibri"/>
-          <w:b w:val="0"/>
-          <w:i w:val="0"/>
-          <w:color w:val="1A2238"/>
-          <w:sz w:val="21"/>
-        </w:rPr>
-        <w:t>Acción 2.1 (Modernización): Modernizar los sistemas CNS/ATM de comunicaciones, radioayudas a la navegación y vigilancia del espacio aéreo (referentes NextGen y SESAR, con ganancias de eficiencia superiores al 30%).</w:t>
-      </w:r>
-    </w:p>
-    <w:p>
-      <w:pPr>
-        <w:pStyle w:val="ListBullet"/>
-      </w:pPr>
-      <w:r>
-        <w:rPr>
-          <w:rFonts w:ascii="Calibri" w:hAnsi="Calibri"/>
-          <w:b w:val="0"/>
-          <w:i w:val="0"/>
-          <w:color w:val="1A2238"/>
-          <w:sz w:val="21"/>
-        </w:rPr>
-        <w:t>Acción 2.2 (Actualización): Actualizar los RAP para alinearlos estrictamente con OACI (SARPs) y elevar los estándares regulatorios nacionales.</w:t>
-      </w:r>
-    </w:p>
-    <w:p>
-      <w:pPr>
-        <w:pStyle w:val="ListBullet"/>
-      </w:pPr>
-      <w:r>
-        <w:rPr>
-          <w:rFonts w:ascii="Calibri" w:hAnsi="Calibri"/>
-          <w:b w:val="0"/>
-          <w:i w:val="0"/>
-          <w:color w:val="1A2238"/>
-          <w:sz w:val="21"/>
-        </w:rPr>
-        <w:t>Acción 3.1 (Desarrollo): Construcción de 40 aeropuertos secundarios para integrar territorios históricamente desconectados.</w:t>
-      </w:r>
-    </w:p>
-    <w:p>
-      <w:pPr>
-        <w:pStyle w:val="ListBullet"/>
-      </w:pPr>
-      <w:r>
-        <w:rPr>
-          <w:rFonts w:ascii="Calibri" w:hAnsi="Calibri"/>
-          <w:b w:val="0"/>
-          <w:i w:val="0"/>
-          <w:color w:val="1A2238"/>
-          <w:sz w:val="21"/>
-        </w:rPr>
-        <w:t>Acción 4.1 (Ley): Legislar en torno al espacio ultraterrestre y la Agencia Espacial del Perú, en materia de derecho aeroespacial y cooperación internacional (organizaciones como APSCO).</w:t>
-      </w:r>
-    </w:p>
-    <w:p>
-      <w:pPr>
-        <w:pStyle w:val="ListBullet"/>
-      </w:pPr>
-      <w:r>
-        <w:rPr>
-          <w:rFonts w:ascii="Calibri" w:hAnsi="Calibri"/>
-          <w:b w:val="0"/>
-          <w:i w:val="0"/>
-          <w:color w:val="1A2238"/>
-          <w:sz w:val="21"/>
-        </w:rPr>
-        <w:t>Acción 4.2 (Inversión/Proyecto): Crear un Fondo Nacional de Innovación Aeroespacial para financiar startups, I+D+i y transferencia tecnológica (referentes Corea del Sur, Israel y Brasil).</w:t>
-      </w:r>
-    </w:p>
-    <w:p>
-      <w:pPr>
-        <w:pStyle w:val="ListBullet"/>
-      </w:pPr>
-      <w:r>
-        <w:rPr>
-          <w:rFonts w:ascii="Calibri" w:hAnsi="Calibri"/>
-          <w:b w:val="0"/>
-          <w:i w:val="0"/>
-          <w:color w:val="1A2238"/>
-          <w:sz w:val="21"/>
-        </w:rPr>
-        <w:t>Acción 4.3 (Inversión/Proyecto): Construir una base de lanzamiento ecuatorial aprovechando la cercanía a la línea ecuatorial (paralelo 0°) que reduce el consumo energético y los costos orbitales.</w:t>
-      </w:r>
-    </w:p>
-    <w:p>
-      <w:pPr>
-        <w:pStyle w:val="ListBullet"/>
-      </w:pPr>
-      <w:r>
-        <w:rPr>
-          <w:rFonts w:ascii="Calibri" w:hAnsi="Calibri"/>
-          <w:b w:val="0"/>
-          <w:i w:val="0"/>
-          <w:color w:val="1A2238"/>
-          <w:sz w:val="21"/>
-        </w:rPr>
-        <w:t>Acción 4.4 (Inversión/Proyecto): Desplegar la Constelación PeruSat para monitoreo agrícola, gestión de desastres, vigilancia territorial, catastro rural y urbano y conectividad.</w:t>
-      </w:r>
-    </w:p>
-    <w:p>
-      <w:pPr>
-        <w:pStyle w:val="ListBullet"/>
-      </w:pPr>
-      <w:r>
-        <w:rPr>
-          <w:rFonts w:ascii="Calibri" w:hAnsi="Calibri"/>
-          <w:b w:val="0"/>
-          <w:i w:val="0"/>
-          <w:color w:val="1A2238"/>
-          <w:sz w:val="21"/>
-        </w:rPr>
-        <w:t>Hito 100 días: Ley de la Agencia Aeroespacial Nacional.</w:t>
-      </w:r>
-    </w:p>
-    <w:p>
-      <w:pPr>
-        <w:pStyle w:val="ListBullet"/>
-      </w:pPr>
-      <w:r>
-        <w:rPr>
-          <w:rFonts w:ascii="Calibri" w:hAnsi="Calibri"/>
-          <w:b w:val="0"/>
-          <w:i w:val="0"/>
-          <w:color w:val="1A2238"/>
-          <w:sz w:val="21"/>
-        </w:rPr>
-        <w:t>Hito 100 días: Formulación de perfiles de inversión pública para aeropuertos secundarios.</w:t>
       </w:r>
     </w:p>
     <w:p>
